--- a/00-首页/题组Word/综合模拟卷/综合模拟卷III-学生版.docx
+++ b/00-首页/题组Word/综合模拟卷/综合模拟卷III-学生版.docx
@@ -197,7 +197,8 @@
     <w:tbl>
       <w:tblPr>
         <w:tblStyle w:val="Table"/>
-        <w:tblW w:type="auto" w:w="0"/>
+        <w:tblW w:type="pct" w:w="5000"/>
+        <w:tblLayout w:type="fixed"/>
         <w:tblLook w:firstRow="1" w:lastRow="0" w:firstColumn="0" w:lastColumn="0" w:noHBand="0" w:noVBand="0" w:val="0020"/>
       </w:tblPr>
       <w:tblGrid>
@@ -376,24 +377,57 @@
               <w:pStyle w:val="Compact"/>
               <w:jc w:val="center"/>
             </w:pPr>
+            <m:oMath>
+              <m:sSub>
+                <m:e>
+                  <m:r>
+                    <m:rPr>
+                      <m:sty m:val="p"/>
+                    </m:rPr>
+                    <m:t>Δ</m:t>
+                  </m:r>
+                </m:e>
+                <m:sub>
+                  <m:r>
+                    <m:rPr>
+                      <m:sty m:val="p"/>
+                    </m:rPr>
+                    <m:t>f</m:t>
+                  </m:r>
+                </m:sub>
+              </m:sSub>
+              <m:sSubSup>
+                <m:e>
+                  <m:r>
+                    <m:t>H</m:t>
+                  </m:r>
+                </m:e>
+                <m:sub>
+                  <m:r>
+                    <m:rPr>
+                      <m:sty m:val="p"/>
+                    </m:rPr>
+                    <m:t>m</m:t>
+                  </m:r>
+                </m:sub>
+                <m:sup>
+                  <m:r>
+                    <m:t>θ</m:t>
+                  </m:r>
+                </m:sup>
+              </m:sSubSup>
+            </m:oMath>
             <w:r>
               <w:rPr>
                 <w:rFonts w:ascii="Times New Roman" w:hAnsi="Times New Roman" w:eastAsia="Times New Roman" w:cs="Times New Roman"/>
               </w:rPr>
-              <w:t>ΔfH^θ</w:t>
+              <w:t xml:space="preserve"> </w:t>
             </w:r>
             <w:r>
               <w:rPr>
                 <w:rFonts w:ascii="Times New Roman" w:hAnsi="Times New Roman" w:eastAsia="Times New Roman" w:cs="Times New Roman"/>
-                <w:vertAlign w:val="subscript"/>
-              </w:rPr>
-              <w:t>m</w:t>
-            </w:r>
-            <w:r>
-              <w:rPr>
-                <w:rFonts w:ascii="Times New Roman" w:hAnsi="Times New Roman" w:eastAsia="Times New Roman" w:cs="Times New Roman"/>
-              </w:rPr>
-              <w:t xml:space="preserve"> / kJ·mol</w:t>
+              </w:rPr>
+              <w:t>/ kJ·mol</w:t>
             </w:r>
             <w:r>
               <w:rPr>
@@ -910,7 +944,8 @@
     <w:tbl>
       <w:tblPr>
         <w:tblStyle w:val="Table"/>
-        <w:tblW w:type="auto" w:w="0"/>
+        <w:tblW w:type="pct" w:w="5000"/>
+        <w:tblLayout w:type="fixed"/>
         <w:tblLook w:firstRow="1" w:lastRow="0" w:firstColumn="0" w:lastColumn="0" w:noHBand="0" w:noVBand="0" w:val="0020"/>
       </w:tblPr>
       <w:tblGrid>
@@ -987,14 +1022,59 @@
               <w:rPr>
                 <w:rFonts w:ascii="Times New Roman" w:hAnsi="Times New Roman" w:eastAsia="Times New Roman" w:cs="Times New Roman"/>
               </w:rPr>
-              <w:t xml:space="preserve"> ΔfH^θ</w:t>
-            </w:r>
+              <w:t xml:space="preserve"> </w:t>
+            </w:r>
+            <m:oMath>
+              <m:sSub>
+                <m:e>
+                  <m:r>
+                    <m:rPr>
+                      <m:sty m:val="p"/>
+                    </m:rPr>
+                    <m:t>Δ</m:t>
+                  </m:r>
+                </m:e>
+                <m:sub>
+                  <m:r>
+                    <m:rPr>
+                      <m:sty m:val="p"/>
+                    </m:rPr>
+                    <m:t>f</m:t>
+                  </m:r>
+                </m:sub>
+              </m:sSub>
+              <m:sSubSup>
+                <m:e>
+                  <m:r>
+                    <m:t>H</m:t>
+                  </m:r>
+                </m:e>
+                <m:sub>
+                  <m:r>
+                    <m:rPr>
+                      <m:sty m:val="p"/>
+                    </m:rPr>
+                    <m:t>m</m:t>
+                  </m:r>
+                </m:sub>
+                <m:sup>
+                  <m:r>
+                    <m:t>θ</m:t>
+                  </m:r>
+                </m:sup>
+              </m:sSubSup>
+            </m:oMath>
             <w:r>
               <w:rPr>
                 <w:rFonts w:ascii="Times New Roman" w:hAnsi="Times New Roman" w:eastAsia="Times New Roman" w:cs="Times New Roman"/>
-                <w:vertAlign w:val="subscript"/>
-              </w:rPr>
-              <w:t>m</w:t>
+              </w:rPr>
+              <w:t xml:space="preserve"> </w:t>
+            </w:r>
+            <w:r>
+              <w:rPr>
+                <w:rFonts w:hint="eastAsia" w:ascii="Times New Roman" w:hAnsi="Times New Roman" w:eastAsia="FangSong" w:cs="Times New Roman"/>
+              </w:rPr>
+              <w:t xml:space="preserve">计算</w:t>
             </w:r>
             <w:r>
               <w:rPr>
@@ -1002,18 +1082,38 @@
               </w:rPr>
               <w:t xml:space="preserve"> </w:t>
             </w:r>
-            <w:r>
-              <w:rPr>
-                <w:rFonts w:hint="eastAsia" w:ascii="Times New Roman" w:hAnsi="Times New Roman" w:eastAsia="FangSong" w:cs="Times New Roman"/>
-              </w:rPr>
-              <w:t xml:space="preserve">计算</w:t>
-            </w:r>
-            <w:r>
-              <w:rPr>
-                <w:rFonts w:ascii="Times New Roman" w:hAnsi="Times New Roman" w:eastAsia="Times New Roman" w:cs="Times New Roman"/>
-              </w:rPr>
-              <w:t xml:space="preserve"> ΔrH^θ</w:t>
-            </w:r>
+            <m:oMath>
+              <m:sSub>
+                <m:e>
+                  <m:r>
+                    <m:rPr>
+                      <m:sty m:val="p"/>
+                    </m:rPr>
+                    <m:t>Δ</m:t>
+                  </m:r>
+                </m:e>
+                <m:sub>
+                  <m:r>
+                    <m:rPr>
+                      <m:sty m:val="p"/>
+                    </m:rPr>
+                    <m:t>r</m:t>
+                  </m:r>
+                </m:sub>
+              </m:sSub>
+              <m:sSup>
+                <m:e>
+                  <m:r>
+                    <m:t>H</m:t>
+                  </m:r>
+                </m:e>
+                <m:sup>
+                  <m:r>
+                    <m:t>θ</m:t>
+                  </m:r>
+                </m:sup>
+              </m:sSup>
+            </m:oMath>
           </w:p>
         </w:tc>
       </w:tr>
@@ -1056,8 +1156,28 @@
               <w:rPr>
                 <w:rFonts w:ascii="Times New Roman" w:hAnsi="Times New Roman" w:eastAsia="Times New Roman" w:cs="Times New Roman"/>
               </w:rPr>
-              <w:t xml:space="preserve"> W=nFE^θ</w:t>
-            </w:r>
+              <w:t xml:space="preserve"> W=</w:t>
+            </w:r>
+            <m:oMath>
+              <m:r>
+                <m:t>n</m:t>
+              </m:r>
+              <m:r>
+                <m:t>F</m:t>
+              </m:r>
+              <m:sSup>
+                <m:e>
+                  <m:r>
+                    <m:t>E</m:t>
+                  </m:r>
+                </m:e>
+                <m:sup>
+                  <m:r>
+                    <m:t>θ</m:t>
+                  </m:r>
+                </m:sup>
+              </m:sSup>
+            </m:oMath>
           </w:p>
         </w:tc>
       </w:tr>
@@ -6235,19 +6355,23 @@
         </w:rPr>
         <w:t xml:space="preserve"> </w:t>
       </w:r>
-      <w:r>
-        <w:rPr>
-          <w:rFonts w:hint="eastAsia" w:ascii="Times New Roman" w:hAnsi="Times New Roman" w:eastAsia="Times New Roman" w:cs="Times New Roman"/>
-        </w:rPr>
-        <w:t>F</w:t>
-      </w:r>
-      <w:r>
-        <w:rPr>
-          <w:rFonts w:hint="eastAsia" w:ascii="Times New Roman" w:hAnsi="Times New Roman" w:eastAsia="Times New Roman" w:cs="Times New Roman"/>
-          <w:vertAlign w:val="superscript"/>
-        </w:rPr>
-        <w:t>-</w:t>
-      </w:r>
+      <m:oMath>
+        <m:sSup>
+          <m:e>
+            <m:r>
+              <m:t>F</m:t>
+            </m:r>
+          </m:e>
+          <m:sup>
+            <m:r>
+              <m:rPr>
+                <m:sty m:val="p"/>
+              </m:rPr>
+              <m:t>−</m:t>
+            </m:r>
+          </m:sup>
+        </m:sSup>
+      </m:oMath>
       <w:r>
         <w:rPr>
           <w:rFonts w:hint="eastAsia" w:ascii="Times New Roman" w:hAnsi="Times New Roman" w:eastAsia="Times New Roman" w:cs="Times New Roman"/>
@@ -6284,19 +6408,23 @@
         </w:rPr>
         <w:t xml:space="preserve"> </w:t>
       </w:r>
-      <w:r>
-        <w:rPr>
-          <w:rFonts w:hint="eastAsia" w:ascii="Times New Roman" w:hAnsi="Times New Roman" w:eastAsia="Times New Roman" w:cs="Times New Roman"/>
-        </w:rPr>
-        <w:t>F</w:t>
-      </w:r>
-      <w:r>
-        <w:rPr>
-          <w:rFonts w:hint="eastAsia" w:ascii="Times New Roman" w:hAnsi="Times New Roman" w:eastAsia="Times New Roman" w:cs="Times New Roman"/>
-          <w:vertAlign w:val="superscript"/>
-        </w:rPr>
-        <w:t>-</w:t>
-      </w:r>
+      <m:oMath>
+        <m:sSup>
+          <m:e>
+            <m:r>
+              <m:t>F</m:t>
+            </m:r>
+          </m:e>
+          <m:sup>
+            <m:r>
+              <m:rPr>
+                <m:sty m:val="p"/>
+              </m:rPr>
+              <m:t>−</m:t>
+            </m:r>
+          </m:sup>
+        </m:sSup>
+      </m:oMath>
       <w:r>
         <w:rPr>
           <w:rFonts w:hint="eastAsia" w:ascii="Times New Roman" w:hAnsi="Times New Roman" w:eastAsia="Times New Roman" w:cs="Times New Roman"/>
@@ -13749,16 +13877,6 @@
           <w:rFonts w:hint="eastAsia" w:ascii="Times New Roman" w:hAnsi="Times New Roman" w:eastAsia="Times New Roman" w:cs="Times New Roman"/>
         </w:rPr>
         <w:t>。</w:t>
-      </w:r>
-    </w:p>
-    <w:p>
-      <w:pPr>
-        <w:spacing w:before="160" w:after="80"/>
-      </w:pPr>
-      <w:r>
-        <w:pict>
-          <v:rect style="width:0;height:1.5pt" o:hralign="center" o:hrstd="t" o:hr="t"/>
-        </w:pict>
       </w:r>
     </w:p>
     <w:bookmarkEnd w:id="43"/>
@@ -17102,7 +17220,7 @@
     <ns0:name ns0:val="Verbatim Char"/>
     <ns0:basedOn ns0:val="BodyTextChar"/>
     <ns0:rPr>
-      <ns0:rFonts ns0:ascii="Times New Roman" ns0:cs="Times New Roman" ns0:eastAsia="FangSong" ns0:hAnsi="Times New Roman"/>
+      <ns0:rFonts ns0:ascii="SimSun" ns0:cs="SimSun" ns0:eastAsia="SimSun" ns0:hAnsi="SimSun"/>
       <ns0:b ns0:val="0"/>
       <ns0:sz ns0:val="20"/>
     </ns0:rPr>
@@ -17156,7 +17274,7 @@
       <w:wordWrap w:val="off"/>
     </w:pPr>
     <ns0:rPr>
-      <w:rFonts ns0:ascii="Times New Roman" ns0:hAnsi="Times New Roman" ns0:eastAsia="FangSong" ns0:cs="Times New Roman"/>
+      <w:rFonts ns0:ascii="SimSun" ns0:hAnsi="SimSun" ns0:eastAsia="SimSun" ns0:cs="SimSun"/>
     </ns0:rPr>
   </w:style>
   <w:style w:type="character" w:customStyle="1" w:styleId="KeywordTok">

--- a/00-首页/题组Word/综合模拟卷/综合模拟卷III-学生版.docx
+++ b/00-首页/题组Word/综合模拟卷/综合模拟卷III-学生版.docx
@@ -1250,6 +1250,46 @@
               <w:t>1</w:t>
             </w:r>
           </w:p>
+          <w:p>
+            <w:pPr>
+              <w:spacing w:before="0" w:after="0"/>
+            </w:pPr>
+          </w:p>
+          <w:p>
+            <w:pPr>
+              <w:spacing w:before="0" w:after="0"/>
+            </w:pPr>
+          </w:p>
+          <w:p>
+            <w:pPr>
+              <w:spacing w:before="0" w:after="0"/>
+            </w:pPr>
+          </w:p>
+          <w:p>
+            <w:pPr>
+              <w:spacing w:before="0" w:after="0"/>
+            </w:pPr>
+          </w:p>
+          <w:p>
+            <w:pPr>
+              <w:spacing w:before="0" w:after="0"/>
+            </w:pPr>
+          </w:p>
+          <w:p>
+            <w:pPr>
+              <w:spacing w:before="0" w:after="0"/>
+            </w:pPr>
+          </w:p>
+          <w:p>
+            <w:pPr>
+              <w:spacing w:before="0" w:after="0"/>
+            </w:pPr>
+          </w:p>
+          <w:p>
+            <w:pPr>
+              <w:spacing w:before="0" w:after="0"/>
+            </w:pPr>
+          </w:p>
         </w:tc>
       </w:tr>
     </w:tbl>
@@ -1886,6 +1926,46 @@
               </w:rPr>
               <w:t>2</w:t>
             </w:r>
+          </w:p>
+          <w:p>
+            <w:pPr>
+              <w:spacing w:before="0" w:after="0"/>
+            </w:pPr>
+          </w:p>
+          <w:p>
+            <w:pPr>
+              <w:spacing w:before="0" w:after="0"/>
+            </w:pPr>
+          </w:p>
+          <w:p>
+            <w:pPr>
+              <w:spacing w:before="0" w:after="0"/>
+            </w:pPr>
+          </w:p>
+          <w:p>
+            <w:pPr>
+              <w:spacing w:before="0" w:after="0"/>
+            </w:pPr>
+          </w:p>
+          <w:p>
+            <w:pPr>
+              <w:spacing w:before="0" w:after="0"/>
+            </w:pPr>
+          </w:p>
+          <w:p>
+            <w:pPr>
+              <w:spacing w:before="0" w:after="0"/>
+            </w:pPr>
+          </w:p>
+          <w:p>
+            <w:pPr>
+              <w:spacing w:before="0" w:after="0"/>
+            </w:pPr>
+          </w:p>
+          <w:p>
+            <w:pPr>
+              <w:spacing w:before="0" w:after="0"/>
+            </w:pPr>
           </w:p>
         </w:tc>
       </w:tr>
@@ -3361,7 +3441,7 @@
         </w:rPr>
         <w:drawing>
           <wp:inline>
-            <wp:extent cx="1800000" cy="1542857"/>
+            <wp:extent cx="1710559" cy="1542857"/>
             <wp:effectExtent b="0" l="0" r="0" t="0"/>
             <wp:docPr descr="" title="" id="15" name="Picture"/>
             <a:graphic>
@@ -3382,7 +3462,7 @@
                   <pic:spPr bwMode="auto">
                     <a:xfrm>
                       <a:off x="0" y="0"/>
-                      <a:ext cx="1800000" cy="1542857"/>
+                      <a:ext cx="1710559" cy="1542857"/>
                     </a:xfrm>
                     <a:prstGeom prst="rect">
                       <a:avLst/>
@@ -3739,6 +3819,46 @@
               <w:t xml:space="preserve">固态环状</w:t>
             </w:r>
           </w:p>
+          <w:p>
+            <w:pPr>
+              <w:spacing w:before="0" w:after="0"/>
+            </w:pPr>
+          </w:p>
+          <w:p>
+            <w:pPr>
+              <w:spacing w:before="0" w:after="0"/>
+            </w:pPr>
+          </w:p>
+          <w:p>
+            <w:pPr>
+              <w:spacing w:before="0" w:after="0"/>
+            </w:pPr>
+          </w:p>
+          <w:p>
+            <w:pPr>
+              <w:spacing w:before="0" w:after="0"/>
+            </w:pPr>
+          </w:p>
+          <w:p>
+            <w:pPr>
+              <w:spacing w:before="0" w:after="0"/>
+            </w:pPr>
+          </w:p>
+          <w:p>
+            <w:pPr>
+              <w:spacing w:before="0" w:after="0"/>
+            </w:pPr>
+          </w:p>
+          <w:p>
+            <w:pPr>
+              <w:spacing w:before="0" w:after="0"/>
+            </w:pPr>
+          </w:p>
+          <w:p>
+            <w:pPr>
+              <w:spacing w:before="0" w:after="0"/>
+            </w:pPr>
+          </w:p>
         </w:tc>
       </w:tr>
     </w:tbl>
@@ -4682,6 +4802,46 @@
         <w:t>）</w:t>
       </w:r>
     </w:p>
+    <w:p>
+      <w:pPr>
+        <w:spacing w:before="0" w:after="0"/>
+      </w:pPr>
+    </w:p>
+    <w:p>
+      <w:pPr>
+        <w:spacing w:before="0" w:after="0"/>
+      </w:pPr>
+    </w:p>
+    <w:p>
+      <w:pPr>
+        <w:spacing w:before="0" w:after="0"/>
+      </w:pPr>
+    </w:p>
+    <w:p>
+      <w:pPr>
+        <w:spacing w:before="0" w:after="0"/>
+      </w:pPr>
+    </w:p>
+    <w:p>
+      <w:pPr>
+        <w:spacing w:before="0" w:after="0"/>
+      </w:pPr>
+    </w:p>
+    <w:p>
+      <w:pPr>
+        <w:spacing w:before="0" w:after="0"/>
+      </w:pPr>
+    </w:p>
+    <w:p>
+      <w:pPr>
+        <w:spacing w:before="0" w:after="0"/>
+      </w:pPr>
+    </w:p>
+    <w:p>
+      <w:pPr>
+        <w:spacing w:before="0" w:after="0"/>
+      </w:pPr>
+    </w:p>
     <w:bookmarkEnd w:id="21"/>
     <w:bookmarkStart w:id="22" w:name="第-5-题"/>
     <w:p>
@@ -4813,6 +4973,31 @@
         </w:rPr>
         <w:t>（b~d）。</w:t>
       </w:r>
+    </w:p>
+    <w:p>
+      <w:pPr>
+        <w:spacing w:before="0" w:after="0"/>
+      </w:pPr>
+    </w:p>
+    <w:p>
+      <w:pPr>
+        <w:spacing w:before="0" w:after="0"/>
+      </w:pPr>
+    </w:p>
+    <w:p>
+      <w:pPr>
+        <w:spacing w:before="0" w:after="0"/>
+      </w:pPr>
+    </w:p>
+    <w:p>
+      <w:pPr>
+        <w:spacing w:before="0" w:after="0"/>
+      </w:pPr>
+    </w:p>
+    <w:p>
+      <w:pPr>
+        <w:spacing w:before="0" w:after="0"/>
+      </w:pPr>
     </w:p>
     <w:bookmarkEnd w:id="22"/>
     <w:bookmarkStart w:id="23" w:name="第-6-题"/>
@@ -6214,6 +6399,46 @@
               <w:t xml:space="preserve">V）</w:t>
             </w:r>
           </w:p>
+          <w:p>
+            <w:pPr>
+              <w:spacing w:before="0" w:after="0"/>
+            </w:pPr>
+          </w:p>
+          <w:p>
+            <w:pPr>
+              <w:spacing w:before="0" w:after="0"/>
+            </w:pPr>
+          </w:p>
+          <w:p>
+            <w:pPr>
+              <w:spacing w:before="0" w:after="0"/>
+            </w:pPr>
+          </w:p>
+          <w:p>
+            <w:pPr>
+              <w:spacing w:before="0" w:after="0"/>
+            </w:pPr>
+          </w:p>
+          <w:p>
+            <w:pPr>
+              <w:spacing w:before="0" w:after="0"/>
+            </w:pPr>
+          </w:p>
+          <w:p>
+            <w:pPr>
+              <w:spacing w:before="0" w:after="0"/>
+            </w:pPr>
+          </w:p>
+          <w:p>
+            <w:pPr>
+              <w:spacing w:before="0" w:after="0"/>
+            </w:pPr>
+          </w:p>
+          <w:p>
+            <w:pPr>
+              <w:spacing w:before="0" w:after="0"/>
+            </w:pPr>
+          </w:p>
         </w:tc>
       </w:tr>
     </w:tbl>
@@ -7033,6 +7258,46 @@
               <w:t>3</w:t>
             </w:r>
           </w:p>
+          <w:p>
+            <w:pPr>
+              <w:spacing w:before="0" w:after="0"/>
+            </w:pPr>
+          </w:p>
+          <w:p>
+            <w:pPr>
+              <w:spacing w:before="0" w:after="0"/>
+            </w:pPr>
+          </w:p>
+          <w:p>
+            <w:pPr>
+              <w:spacing w:before="0" w:after="0"/>
+            </w:pPr>
+          </w:p>
+          <w:p>
+            <w:pPr>
+              <w:spacing w:before="0" w:after="0"/>
+            </w:pPr>
+          </w:p>
+          <w:p>
+            <w:pPr>
+              <w:spacing w:before="0" w:after="0"/>
+            </w:pPr>
+          </w:p>
+          <w:p>
+            <w:pPr>
+              <w:spacing w:before="0" w:after="0"/>
+            </w:pPr>
+          </w:p>
+          <w:p>
+            <w:pPr>
+              <w:spacing w:before="0" w:after="0"/>
+            </w:pPr>
+          </w:p>
+          <w:p>
+            <w:pPr>
+              <w:spacing w:before="0" w:after="0"/>
+            </w:pPr>
+          </w:p>
         </w:tc>
       </w:tr>
     </w:tbl>
@@ -8441,6 +8706,46 @@
               <w:t>联苯类似物</w:t>
             </w:r>
           </w:p>
+          <w:p>
+            <w:pPr>
+              <w:spacing w:before="0" w:after="0"/>
+            </w:pPr>
+          </w:p>
+          <w:p>
+            <w:pPr>
+              <w:spacing w:before="0" w:after="0"/>
+            </w:pPr>
+          </w:p>
+          <w:p>
+            <w:pPr>
+              <w:spacing w:before="0" w:after="0"/>
+            </w:pPr>
+          </w:p>
+          <w:p>
+            <w:pPr>
+              <w:spacing w:before="0" w:after="0"/>
+            </w:pPr>
+          </w:p>
+          <w:p>
+            <w:pPr>
+              <w:spacing w:before="0" w:after="0"/>
+            </w:pPr>
+          </w:p>
+          <w:p>
+            <w:pPr>
+              <w:spacing w:before="0" w:after="0"/>
+            </w:pPr>
+          </w:p>
+          <w:p>
+            <w:pPr>
+              <w:spacing w:before="0" w:after="0"/>
+            </w:pPr>
+          </w:p>
+          <w:p>
+            <w:pPr>
+              <w:spacing w:before="0" w:after="0"/>
+            </w:pPr>
+          </w:p>
         </w:tc>
       </w:tr>
     </w:tbl>
@@ -8638,7 +8943,7 @@
         </w:rPr>
         <w:drawing>
           <wp:inline>
-            <wp:extent cx="3240000" cy="3338931"/>
+            <wp:extent cx="3240000" cy="3252366"/>
             <wp:effectExtent b="0" l="0" r="0" t="0"/>
             <wp:docPr descr="" title="" id="30" name="Picture"/>
             <a:graphic>
@@ -8659,7 +8964,7 @@
                   <pic:spPr bwMode="auto">
                     <a:xfrm>
                       <a:off x="0" y="0"/>
-                      <a:ext cx="3240000" cy="3338931"/>
+                      <a:ext cx="3240000" cy="3252366"/>
                     </a:xfrm>
                     <a:prstGeom prst="rect">
                       <a:avLst/>
@@ -10198,6 +10503,46 @@
         <w:t>）</w:t>
       </w:r>
     </w:p>
+    <w:p>
+      <w:pPr>
+        <w:spacing w:before="0" w:after="0"/>
+      </w:pPr>
+    </w:p>
+    <w:p>
+      <w:pPr>
+        <w:spacing w:before="0" w:after="0"/>
+      </w:pPr>
+    </w:p>
+    <w:p>
+      <w:pPr>
+        <w:spacing w:before="0" w:after="0"/>
+      </w:pPr>
+    </w:p>
+    <w:p>
+      <w:pPr>
+        <w:spacing w:before="0" w:after="0"/>
+      </w:pPr>
+    </w:p>
+    <w:p>
+      <w:pPr>
+        <w:spacing w:before="0" w:after="0"/>
+      </w:pPr>
+    </w:p>
+    <w:p>
+      <w:pPr>
+        <w:spacing w:before="0" w:after="0"/>
+      </w:pPr>
+    </w:p>
+    <w:p>
+      <w:pPr>
+        <w:spacing w:before="0" w:after="0"/>
+      </w:pPr>
+    </w:p>
+    <w:p>
+      <w:pPr>
+        <w:spacing w:before="0" w:after="0"/>
+      </w:pPr>
+    </w:p>
     <w:bookmarkEnd w:id="34"/>
     <w:bookmarkStart w:id="35" w:name="第-10-题"/>
     <w:p>
@@ -10957,6 +11302,46 @@
     </w:p>
     <w:p>
       <w:pPr>
+        <w:spacing w:before="0" w:after="0"/>
+      </w:pPr>
+    </w:p>
+    <w:p>
+      <w:pPr>
+        <w:spacing w:before="0" w:after="0"/>
+      </w:pPr>
+    </w:p>
+    <w:p>
+      <w:pPr>
+        <w:spacing w:before="0" w:after="0"/>
+      </w:pPr>
+    </w:p>
+    <w:p>
+      <w:pPr>
+        <w:spacing w:before="0" w:after="0"/>
+      </w:pPr>
+    </w:p>
+    <w:p>
+      <w:pPr>
+        <w:spacing w:before="0" w:after="0"/>
+      </w:pPr>
+    </w:p>
+    <w:p>
+      <w:pPr>
+        <w:spacing w:before="0" w:after="0"/>
+      </w:pPr>
+    </w:p>
+    <w:p>
+      <w:pPr>
+        <w:spacing w:before="0" w:after="0"/>
+      </w:pPr>
+    </w:p>
+    <w:p>
+      <w:pPr>
+        <w:spacing w:before="0" w:after="0"/>
+      </w:pPr>
+    </w:p>
+    <w:p>
+      <w:pPr>
         <w:spacing w:before="160" w:after="80"/>
       </w:pPr>
       <w:r>
@@ -11535,6 +11920,46 @@
         <w:t>。</w:t>
       </w:r>
     </w:p>
+    <w:p>
+      <w:pPr>
+        <w:spacing w:before="0" w:after="0"/>
+      </w:pPr>
+    </w:p>
+    <w:p>
+      <w:pPr>
+        <w:spacing w:before="0" w:after="0"/>
+      </w:pPr>
+    </w:p>
+    <w:p>
+      <w:pPr>
+        <w:spacing w:before="0" w:after="0"/>
+      </w:pPr>
+    </w:p>
+    <w:p>
+      <w:pPr>
+        <w:spacing w:before="0" w:after="0"/>
+      </w:pPr>
+    </w:p>
+    <w:p>
+      <w:pPr>
+        <w:spacing w:before="0" w:after="0"/>
+      </w:pPr>
+    </w:p>
+    <w:p>
+      <w:pPr>
+        <w:spacing w:before="0" w:after="0"/>
+      </w:pPr>
+    </w:p>
+    <w:p>
+      <w:pPr>
+        <w:spacing w:before="0" w:after="0"/>
+      </w:pPr>
+    </w:p>
+    <w:p>
+      <w:pPr>
+        <w:spacing w:before="0" w:after="0"/>
+      </w:pPr>
+    </w:p>
     <w:bookmarkEnd w:id="36"/>
     <w:bookmarkStart w:id="37" w:name="第-12-题"/>
     <w:p>
@@ -12382,6 +12807,46 @@
         </w:rPr>
         <w:t>）</w:t>
       </w:r>
+    </w:p>
+    <w:p>
+      <w:pPr>
+        <w:spacing w:before="0" w:after="0"/>
+      </w:pPr>
+    </w:p>
+    <w:p>
+      <w:pPr>
+        <w:spacing w:before="0" w:after="0"/>
+      </w:pPr>
+    </w:p>
+    <w:p>
+      <w:pPr>
+        <w:spacing w:before="0" w:after="0"/>
+      </w:pPr>
+    </w:p>
+    <w:p>
+      <w:pPr>
+        <w:spacing w:before="0" w:after="0"/>
+      </w:pPr>
+    </w:p>
+    <w:p>
+      <w:pPr>
+        <w:spacing w:before="0" w:after="0"/>
+      </w:pPr>
+    </w:p>
+    <w:p>
+      <w:pPr>
+        <w:spacing w:before="0" w:after="0"/>
+      </w:pPr>
+    </w:p>
+    <w:p>
+      <w:pPr>
+        <w:spacing w:before="0" w:after="0"/>
+      </w:pPr>
+    </w:p>
+    <w:p>
+      <w:pPr>
+        <w:spacing w:before="0" w:after="0"/>
+      </w:pPr>
     </w:p>
     <w:bookmarkEnd w:id="38"/>
     <w:bookmarkStart w:id="44" w:name="第-13-题"/>
@@ -13879,6 +14344,46 @@
         <w:t>。</w:t>
       </w:r>
     </w:p>
+    <w:p>
+      <w:pPr>
+        <w:spacing w:before="0" w:after="0"/>
+      </w:pPr>
+    </w:p>
+    <w:p>
+      <w:pPr>
+        <w:spacing w:before="0" w:after="0"/>
+      </w:pPr>
+    </w:p>
+    <w:p>
+      <w:pPr>
+        <w:spacing w:before="0" w:after="0"/>
+      </w:pPr>
+    </w:p>
+    <w:p>
+      <w:pPr>
+        <w:spacing w:before="0" w:after="0"/>
+      </w:pPr>
+    </w:p>
+    <w:p>
+      <w:pPr>
+        <w:spacing w:before="0" w:after="0"/>
+      </w:pPr>
+    </w:p>
+    <w:p>
+      <w:pPr>
+        <w:spacing w:before="0" w:after="0"/>
+      </w:pPr>
+    </w:p>
+    <w:p>
+      <w:pPr>
+        <w:spacing w:before="0" w:after="0"/>
+      </w:pPr>
+    </w:p>
+    <w:p>
+      <w:pPr>
+        <w:spacing w:before="0" w:after="0"/>
+      </w:pPr>
+    </w:p>
     <w:bookmarkEnd w:id="43"/>
     <w:bookmarkEnd w:id="44"/>
     <w:bookmarkStart w:id="45" w:name="第-14-题"/>
@@ -14267,6 +14772,46 @@
         </w:rPr>
         <w:t>。</w:t>
       </w:r>
+    </w:p>
+    <w:p>
+      <w:pPr>
+        <w:spacing w:before="0" w:after="0"/>
+      </w:pPr>
+    </w:p>
+    <w:p>
+      <w:pPr>
+        <w:spacing w:before="0" w:after="0"/>
+      </w:pPr>
+    </w:p>
+    <w:p>
+      <w:pPr>
+        <w:spacing w:before="0" w:after="0"/>
+      </w:pPr>
+    </w:p>
+    <w:p>
+      <w:pPr>
+        <w:spacing w:before="0" w:after="0"/>
+      </w:pPr>
+    </w:p>
+    <w:p>
+      <w:pPr>
+        <w:spacing w:before="0" w:after="0"/>
+      </w:pPr>
+    </w:p>
+    <w:p>
+      <w:pPr>
+        <w:spacing w:before="0" w:after="0"/>
+      </w:pPr>
+    </w:p>
+    <w:p>
+      <w:pPr>
+        <w:spacing w:before="0" w:after="0"/>
+      </w:pPr>
+    </w:p>
+    <w:p>
+      <w:pPr>
+        <w:spacing w:before="0" w:after="0"/>
+      </w:pPr>
     </w:p>
     <w:bookmarkEnd w:id="45"/>
     <w:bookmarkStart w:id="46" w:name="第-15-题"/>
@@ -15995,6 +16540,46 @@
         </w:tc>
       </w:tr>
     </w:tbl>
+    <w:p>
+      <w:pPr>
+        <w:spacing w:before="0" w:after="0"/>
+      </w:pPr>
+    </w:p>
+    <w:p>
+      <w:pPr>
+        <w:spacing w:before="0" w:after="0"/>
+      </w:pPr>
+    </w:p>
+    <w:p>
+      <w:pPr>
+        <w:spacing w:before="0" w:after="0"/>
+      </w:pPr>
+    </w:p>
+    <w:p>
+      <w:pPr>
+        <w:spacing w:before="0" w:after="0"/>
+      </w:pPr>
+    </w:p>
+    <w:p>
+      <w:pPr>
+        <w:spacing w:before="0" w:after="0"/>
+      </w:pPr>
+    </w:p>
+    <w:p>
+      <w:pPr>
+        <w:spacing w:before="0" w:after="0"/>
+      </w:pPr>
+    </w:p>
+    <w:p>
+      <w:pPr>
+        <w:spacing w:before="0" w:after="0"/>
+      </w:pPr>
+    </w:p>
+    <w:p>
+      <w:pPr>
+        <w:spacing w:before="0" w:after="0"/>
+      </w:pPr>
+    </w:p>
     <w:p>
       <w:pPr>
         <w:spacing w:before="160" w:after="80"/>

--- a/00-首页/题组Word/综合模拟卷/综合模拟卷III-学生版.docx
+++ b/00-首页/题组Word/综合模拟卷/综合模拟卷III-学生版.docx
@@ -199,6 +199,14 @@
         <w:tblStyle w:val="Table"/>
         <w:tblW w:type="pct" w:w="5000"/>
         <w:tblLayout w:type="fixed"/>
+        <w:tblBorders>
+          <w:top w:val="single" w:sz="12" w:space="0" w:color="000000"/>
+          <w:left w:val="none" w:sz="0" w:space="0" w:color="auto"/>
+          <w:bottom w:val="single" w:sz="12" w:space="0" w:color="000000"/>
+          <w:right w:val="none" w:sz="0" w:space="0" w:color="auto"/>
+          <w:insideH w:val="none" w:sz="0" w:space="0" w:color="auto"/>
+          <w:insideV w:val="none" w:sz="0" w:space="0" w:color="auto"/>
+        </w:tblBorders>
         <w:tblLook w:firstRow="1" w:lastRow="0" w:firstColumn="0" w:lastColumn="0" w:noHBand="0" w:noVBand="0" w:val="0020"/>
       </w:tblPr>
       <w:tblGrid>
@@ -212,7 +220,11 @@
           <w:tblHeader w:val="on"/>
         </w:trPr>
         <w:tc>
-          <w:tcPr/>
+          <w:tcPr>
+            <w:tcBorders>
+              <w:bottom w:val="single" w:sz="8" w:space="0" w:color="000000"/>
+            </w:tcBorders>
+          </w:tcPr>
           <w:p>
             <w:pPr>
               <w:pStyle w:val="Compact"/>
@@ -228,7 +240,11 @@
           </w:p>
         </w:tc>
         <w:tc>
-          <w:tcPr/>
+          <w:tcPr>
+            <w:tcBorders>
+              <w:bottom w:val="single" w:sz="8" w:space="0" w:color="000000"/>
+            </w:tcBorders>
+          </w:tcPr>
           <w:p>
             <w:pPr>
               <w:pStyle w:val="Compact"/>
@@ -265,7 +281,11 @@
           </w:p>
         </w:tc>
         <w:tc>
-          <w:tcPr/>
+          <w:tcPr>
+            <w:tcBorders>
+              <w:bottom w:val="single" w:sz="8" w:space="0" w:color="000000"/>
+            </w:tcBorders>
+          </w:tcPr>
           <w:p>
             <w:pPr>
               <w:pStyle w:val="Compact"/>
@@ -317,7 +337,11 @@
           </w:p>
         </w:tc>
         <w:tc>
-          <w:tcPr/>
+          <w:tcPr>
+            <w:tcBorders>
+              <w:bottom w:val="single" w:sz="8" w:space="0" w:color="000000"/>
+            </w:tcBorders>
+          </w:tcPr>
           <w:p>
             <w:pPr>
               <w:pStyle w:val="Compact"/>
@@ -946,6 +970,14 @@
         <w:tblStyle w:val="Table"/>
         <w:tblW w:type="pct" w:w="5000"/>
         <w:tblLayout w:type="fixed"/>
+        <w:tblBorders>
+          <w:top w:val="single" w:sz="12" w:space="0" w:color="000000"/>
+          <w:left w:val="none" w:sz="0" w:space="0" w:color="auto"/>
+          <w:bottom w:val="single" w:sz="12" w:space="0" w:color="000000"/>
+          <w:right w:val="none" w:sz="0" w:space="0" w:color="auto"/>
+          <w:insideH w:val="none" w:sz="0" w:space="0" w:color="auto"/>
+          <w:insideV w:val="none" w:sz="0" w:space="0" w:color="auto"/>
+        </w:tblBorders>
         <w:tblLook w:firstRow="1" w:lastRow="0" w:firstColumn="0" w:lastColumn="0" w:noHBand="0" w:noVBand="0" w:val="0020"/>
       </w:tblPr>
       <w:tblGrid>
@@ -957,7 +989,11 @@
           <w:tblHeader w:val="on"/>
         </w:trPr>
         <w:tc>
-          <w:tcPr/>
+          <w:tcPr>
+            <w:tcBorders>
+              <w:bottom w:val="single" w:sz="8" w:space="0" w:color="000000"/>
+            </w:tcBorders>
+          </w:tcPr>
           <w:p>
             <w:pPr>
               <w:pStyle w:val="Compact"/>
@@ -973,7 +1009,11 @@
           </w:p>
         </w:tc>
         <w:tc>
-          <w:tcPr/>
+          <w:tcPr>
+            <w:tcBorders>
+              <w:bottom w:val="single" w:sz="8" w:space="0" w:color="000000"/>
+            </w:tcBorders>
+          </w:tcPr>
           <w:p>
             <w:pPr>
               <w:pStyle w:val="Compact"/>
@@ -1656,6 +1696,14 @@
       <w:tblPr>
         <w:tblStyle w:val="Table"/>
         <w:tblW w:type="auto" w:w="0"/>
+        <w:tblBorders>
+          <w:top w:val="single" w:sz="12" w:space="0" w:color="000000"/>
+          <w:left w:val="none" w:sz="0" w:space="0" w:color="auto"/>
+          <w:bottom w:val="single" w:sz="12" w:space="0" w:color="000000"/>
+          <w:right w:val="none" w:sz="0" w:space="0" w:color="auto"/>
+          <w:insideH w:val="none" w:sz="0" w:space="0" w:color="auto"/>
+          <w:insideV w:val="none" w:sz="0" w:space="0" w:color="auto"/>
+        </w:tblBorders>
         <w:tblLook w:firstRow="1" w:lastRow="0" w:firstColumn="0" w:lastColumn="0" w:noHBand="0" w:noVBand="0" w:val="0020"/>
       </w:tblPr>
       <w:tblGrid>
@@ -1667,7 +1715,11 @@
           <w:tblHeader w:val="on"/>
         </w:trPr>
         <w:tc>
-          <w:tcPr/>
+          <w:tcPr>
+            <w:tcBorders>
+              <w:bottom w:val="single" w:sz="8" w:space="0" w:color="000000"/>
+            </w:tcBorders>
+          </w:tcPr>
           <w:p>
             <w:pPr>
               <w:pStyle w:val="Compact"/>
@@ -1683,7 +1735,11 @@
           </w:p>
         </w:tc>
         <w:tc>
-          <w:tcPr/>
+          <w:tcPr>
+            <w:tcBorders>
+              <w:bottom w:val="single" w:sz="8" w:space="0" w:color="000000"/>
+            </w:tcBorders>
+          </w:tcPr>
           <w:p>
             <w:pPr>
               <w:pStyle w:val="Compact"/>
@@ -3499,6 +3555,14 @@
       <w:tblPr>
         <w:tblStyle w:val="Table"/>
         <w:tblW w:type="auto" w:w="0"/>
+        <w:tblBorders>
+          <w:top w:val="single" w:sz="12" w:space="0" w:color="000000"/>
+          <w:left w:val="none" w:sz="0" w:space="0" w:color="auto"/>
+          <w:bottom w:val="single" w:sz="12" w:space="0" w:color="000000"/>
+          <w:right w:val="none" w:sz="0" w:space="0" w:color="auto"/>
+          <w:insideH w:val="none" w:sz="0" w:space="0" w:color="auto"/>
+          <w:insideV w:val="none" w:sz="0" w:space="0" w:color="auto"/>
+        </w:tblBorders>
         <w:tblLook w:firstRow="1" w:lastRow="0" w:firstColumn="0" w:lastColumn="0" w:noHBand="0" w:noVBand="0" w:val="0020"/>
       </w:tblPr>
       <w:tblGrid>
@@ -3510,7 +3574,11 @@
           <w:tblHeader w:val="on"/>
         </w:trPr>
         <w:tc>
-          <w:tcPr/>
+          <w:tcPr>
+            <w:tcBorders>
+              <w:bottom w:val="single" w:sz="8" w:space="0" w:color="000000"/>
+            </w:tcBorders>
+          </w:tcPr>
           <w:p>
             <w:pPr>
               <w:pStyle w:val="Compact"/>
@@ -3526,7 +3594,11 @@
           </w:p>
         </w:tc>
         <w:tc>
-          <w:tcPr/>
+          <w:tcPr>
+            <w:tcBorders>
+              <w:bottom w:val="single" w:sz="8" w:space="0" w:color="000000"/>
+            </w:tcBorders>
+          </w:tcPr>
           <w:p>
             <w:pPr>
               <w:pStyle w:val="Compact"/>
@@ -4569,6 +4641,14 @@
       <w:tblPr>
         <w:tblStyle w:val="Table"/>
         <w:tblW w:type="auto" w:w="0"/>
+        <w:tblBorders>
+          <w:top w:val="single" w:sz="12" w:space="0" w:color="000000"/>
+          <w:left w:val="none" w:sz="0" w:space="0" w:color="auto"/>
+          <w:bottom w:val="single" w:sz="12" w:space="0" w:color="000000"/>
+          <w:right w:val="none" w:sz="0" w:space="0" w:color="auto"/>
+          <w:insideH w:val="none" w:sz="0" w:space="0" w:color="auto"/>
+          <w:insideV w:val="none" w:sz="0" w:space="0" w:color="auto"/>
+        </w:tblBorders>
         <w:tblLook w:firstRow="1" w:lastRow="0" w:firstColumn="0" w:lastColumn="0" w:noHBand="0" w:noVBand="0" w:val="0020"/>
       </w:tblPr>
       <w:tblGrid>
@@ -4580,7 +4660,11 @@
           <w:tblHeader w:val="on"/>
         </w:trPr>
         <w:tc>
-          <w:tcPr/>
+          <w:tcPr>
+            <w:tcBorders>
+              <w:bottom w:val="single" w:sz="8" w:space="0" w:color="000000"/>
+            </w:tcBorders>
+          </w:tcPr>
           <w:p>
             <w:pPr>
               <w:pStyle w:val="Compact"/>
@@ -4596,7 +4680,11 @@
           </w:p>
         </w:tc>
         <w:tc>
-          <w:tcPr/>
+          <w:tcPr>
+            <w:tcBorders>
+              <w:bottom w:val="single" w:sz="8" w:space="0" w:color="000000"/>
+            </w:tcBorders>
+          </w:tcPr>
           <w:p>
             <w:pPr>
               <w:pStyle w:val="Compact"/>
@@ -5958,6 +6046,14 @@
       <w:tblPr>
         <w:tblStyle w:val="Table"/>
         <w:tblW w:type="auto" w:w="0"/>
+        <w:tblBorders>
+          <w:top w:val="single" w:sz="12" w:space="0" w:color="000000"/>
+          <w:left w:val="none" w:sz="0" w:space="0" w:color="auto"/>
+          <w:bottom w:val="single" w:sz="12" w:space="0" w:color="000000"/>
+          <w:right w:val="none" w:sz="0" w:space="0" w:color="auto"/>
+          <w:insideH w:val="none" w:sz="0" w:space="0" w:color="auto"/>
+          <w:insideV w:val="none" w:sz="0" w:space="0" w:color="auto"/>
+        </w:tblBorders>
         <w:tblLook w:firstRow="1" w:lastRow="0" w:firstColumn="0" w:lastColumn="0" w:noHBand="0" w:noVBand="0" w:val="0020"/>
       </w:tblPr>
       <w:tblGrid>
@@ -5969,7 +6065,11 @@
           <w:tblHeader w:val="on"/>
         </w:trPr>
         <w:tc>
-          <w:tcPr/>
+          <w:tcPr>
+            <w:tcBorders>
+              <w:bottom w:val="single" w:sz="8" w:space="0" w:color="000000"/>
+            </w:tcBorders>
+          </w:tcPr>
           <w:p>
             <w:pPr>
               <w:pStyle w:val="Compact"/>
@@ -5985,7 +6085,11 @@
           </w:p>
         </w:tc>
         <w:tc>
-          <w:tcPr/>
+          <w:tcPr>
+            <w:tcBorders>
+              <w:bottom w:val="single" w:sz="8" w:space="0" w:color="000000"/>
+            </w:tcBorders>
+          </w:tcPr>
           <w:p>
             <w:pPr>
               <w:pStyle w:val="Compact"/>
@@ -6919,6 +7023,14 @@
         <w:tblStyle w:val="Table"/>
         <w:tblW w:type="pct" w:w="5000"/>
         <w:tblLayout w:type="fixed"/>
+        <w:tblBorders>
+          <w:top w:val="single" w:sz="12" w:space="0" w:color="000000"/>
+          <w:left w:val="none" w:sz="0" w:space="0" w:color="auto"/>
+          <w:bottom w:val="single" w:sz="12" w:space="0" w:color="000000"/>
+          <w:right w:val="none" w:sz="0" w:space="0" w:color="auto"/>
+          <w:insideH w:val="none" w:sz="0" w:space="0" w:color="auto"/>
+          <w:insideV w:val="none" w:sz="0" w:space="0" w:color="auto"/>
+        </w:tblBorders>
         <w:tblLook w:firstRow="1" w:lastRow="0" w:firstColumn="0" w:lastColumn="0" w:noHBand="0" w:noVBand="0" w:val="0020"/>
       </w:tblPr>
       <w:tblGrid>
@@ -6930,7 +7042,11 @@
           <w:tblHeader w:val="on"/>
         </w:trPr>
         <w:tc>
-          <w:tcPr/>
+          <w:tcPr>
+            <w:tcBorders>
+              <w:bottom w:val="single" w:sz="8" w:space="0" w:color="000000"/>
+            </w:tcBorders>
+          </w:tcPr>
           <w:p>
             <w:pPr>
               <w:pStyle w:val="Compact"/>
@@ -6946,7 +7062,11 @@
           </w:p>
         </w:tc>
         <w:tc>
-          <w:tcPr/>
+          <w:tcPr>
+            <w:tcBorders>
+              <w:bottom w:val="single" w:sz="8" w:space="0" w:color="000000"/>
+            </w:tcBorders>
+          </w:tcPr>
           <w:p>
             <w:pPr>
               <w:pStyle w:val="Compact"/>
@@ -8316,6 +8436,14 @@
       <w:tblPr>
         <w:tblStyle w:val="Table"/>
         <w:tblW w:type="auto" w:w="0"/>
+        <w:tblBorders>
+          <w:top w:val="single" w:sz="12" w:space="0" w:color="000000"/>
+          <w:left w:val="none" w:sz="0" w:space="0" w:color="auto"/>
+          <w:bottom w:val="single" w:sz="12" w:space="0" w:color="000000"/>
+          <w:right w:val="none" w:sz="0" w:space="0" w:color="auto"/>
+          <w:insideH w:val="none" w:sz="0" w:space="0" w:color="auto"/>
+          <w:insideV w:val="none" w:sz="0" w:space="0" w:color="auto"/>
+        </w:tblBorders>
         <w:tblLook w:firstRow="1" w:lastRow="0" w:firstColumn="0" w:lastColumn="0" w:noHBand="0" w:noVBand="0" w:val="0020"/>
       </w:tblPr>
       <w:tblGrid>
@@ -8327,7 +8455,11 @@
           <w:tblHeader w:val="on"/>
         </w:trPr>
         <w:tc>
-          <w:tcPr/>
+          <w:tcPr>
+            <w:tcBorders>
+              <w:bottom w:val="single" w:sz="8" w:space="0" w:color="000000"/>
+            </w:tcBorders>
+          </w:tcPr>
           <w:p>
             <w:pPr>
               <w:pStyle w:val="Compact"/>
@@ -8343,7 +8475,11 @@
           </w:p>
         </w:tc>
         <w:tc>
-          <w:tcPr/>
+          <w:tcPr>
+            <w:tcBorders>
+              <w:bottom w:val="single" w:sz="8" w:space="0" w:color="000000"/>
+            </w:tcBorders>
+          </w:tcPr>
           <w:p>
             <w:pPr>
               <w:pStyle w:val="Compact"/>
@@ -10103,6 +10239,14 @@
       <w:tblPr>
         <w:tblStyle w:val="Table"/>
         <w:tblW w:type="auto" w:w="0"/>
+        <w:tblBorders>
+          <w:top w:val="single" w:sz="12" w:space="0" w:color="000000"/>
+          <w:left w:val="none" w:sz="0" w:space="0" w:color="auto"/>
+          <w:bottom w:val="single" w:sz="12" w:space="0" w:color="000000"/>
+          <w:right w:val="none" w:sz="0" w:space="0" w:color="auto"/>
+          <w:insideH w:val="none" w:sz="0" w:space="0" w:color="auto"/>
+          <w:insideV w:val="none" w:sz="0" w:space="0" w:color="auto"/>
+        </w:tblBorders>
         <w:tblLook w:firstRow="1" w:lastRow="0" w:firstColumn="0" w:lastColumn="0" w:noHBand="0" w:noVBand="0" w:val="0020"/>
       </w:tblPr>
       <w:tblGrid>
@@ -10114,7 +10258,11 @@
           <w:tblHeader w:val="on"/>
         </w:trPr>
         <w:tc>
-          <w:tcPr/>
+          <w:tcPr>
+            <w:tcBorders>
+              <w:bottom w:val="single" w:sz="8" w:space="0" w:color="000000"/>
+            </w:tcBorders>
+          </w:tcPr>
           <w:p>
             <w:pPr>
               <w:pStyle w:val="Compact"/>
@@ -10130,7 +10278,11 @@
           </w:p>
         </w:tc>
         <w:tc>
-          <w:tcPr/>
+          <w:tcPr>
+            <w:tcBorders>
+              <w:bottom w:val="single" w:sz="8" w:space="0" w:color="000000"/>
+            </w:tcBorders>
+          </w:tcPr>
           <w:p>
             <w:pPr>
               <w:pStyle w:val="Compact"/>
@@ -16218,6 +16370,14 @@
       <w:tblPr>
         <w:tblStyle w:val="Table"/>
         <w:tblW w:type="auto" w:w="0"/>
+        <w:tblBorders>
+          <w:top w:val="single" w:sz="12" w:space="0" w:color="000000"/>
+          <w:left w:val="none" w:sz="0" w:space="0" w:color="auto"/>
+          <w:bottom w:val="single" w:sz="12" w:space="0" w:color="000000"/>
+          <w:right w:val="none" w:sz="0" w:space="0" w:color="auto"/>
+          <w:insideH w:val="none" w:sz="0" w:space="0" w:color="auto"/>
+          <w:insideV w:val="none" w:sz="0" w:space="0" w:color="auto"/>
+        </w:tblBorders>
         <w:tblLook w:firstRow="1" w:lastRow="0" w:firstColumn="0" w:lastColumn="0" w:noHBand="0" w:noVBand="0" w:val="0020"/>
       </w:tblPr>
       <w:tblGrid>
@@ -16229,7 +16389,11 @@
           <w:tblHeader w:val="on"/>
         </w:trPr>
         <w:tc>
-          <w:tcPr/>
+          <w:tcPr>
+            <w:tcBorders>
+              <w:bottom w:val="single" w:sz="8" w:space="0" w:color="000000"/>
+            </w:tcBorders>
+          </w:tcPr>
           <w:p>
             <w:pPr>
               <w:pStyle w:val="Compact"/>
@@ -16245,7 +16409,11 @@
           </w:p>
         </w:tc>
         <w:tc>
-          <w:tcPr/>
+          <w:tcPr>
+            <w:tcBorders>
+              <w:bottom w:val="single" w:sz="8" w:space="0" w:color="000000"/>
+            </w:tcBorders>
+          </w:tcPr>
           <w:p>
             <w:pPr>
               <w:pStyle w:val="Compact"/>
@@ -17202,7 +17370,7 @@
     <ns0:rPr>
       <ns0:rFonts ns0:ascii="Times New Roman" ns0:cs="Times New Roman" ns0:eastAsia="SimHei" ns0:hAnsi="Times New Roman"/>
       <ns0:b/>
-      <ns0:color ns0:val="17324D"/>
+      <ns0:color ns0:val="000000"/>
       <ns0:sz ns0:val="44"/>
       <ns0:szCs ns0:val="56"/>
     </ns0:rPr>
@@ -17344,7 +17512,7 @@
     <ns0:rPr>
       <ns0:rFonts ns0:ascii="Times New Roman" ns0:cs="Times New Roman" ns0:eastAsia="SimHei" ns0:hAnsi="Times New Roman"/>
       <ns0:b/>
-      <ns0:color ns0:val="17324D"/>
+      <ns0:color ns0:val="000000"/>
       <ns0:sz ns0:val="32"/>
       <ns0:szCs ns0:val="40"/>
     </ns0:rPr>
@@ -17368,7 +17536,7 @@
     <ns0:rPr>
       <ns0:rFonts ns0:ascii="Times New Roman" ns0:cs="Times New Roman" ns0:eastAsia="SimHei" ns0:hAnsi="Times New Roman"/>
       <ns0:b/>
-      <ns0:color ns0:val="17324D"/>
+      <ns0:color ns0:val="000000"/>
       <ns0:sz ns0:val="28"/>
       <ns0:szCs ns0:val="32"/>
     </ns0:rPr>
@@ -17392,7 +17560,7 @@
     <ns0:rPr>
       <ns0:rFonts ns0:ascii="Times New Roman" ns0:cs="Times New Roman" ns0:eastAsia="SimHei" ns0:hAnsi="Times New Roman"/>
       <ns0:b/>
-      <ns0:color ns0:val="17324D"/>
+      <ns0:color ns0:val="000000"/>
       <ns0:sz ns0:val="25"/>
       <ns0:szCs ns0:val="28"/>
     </ns0:rPr>
